--- a/docs/content/ggplot_2/ggplot_2_activity.docx
+++ b/docs/content/ggplot_2/ggplot_2_activity.docx
@@ -4090,13 +4090,302 @@
       </w:r>
     </w:p>
     <w:bookmarkEnd w:id="20"/>
-    <w:bookmarkStart w:id="22" w:name="getting-unstuck"/>
+    <w:bookmarkStart w:id="27" w:name="extension-out-of-class-3040-min"/>
     <w:p>
       <w:pPr>
         <w:pStyle w:val="Heading1"/>
       </w:pPr>
       <w:r>
-        <w:t xml:space="preserve">Getting unstuck</w:t>
+        <w:t xml:space="preserve">Extension — out of class (~30–40 min)</w:t>
+      </w:r>
+    </w:p>
+    <w:p>
+      <w:pPr>
+        <w:pStyle w:val="FirstParagraph"/>
+      </w:pPr>
+      <w:r>
+        <w:rPr>
+          <w:i/>
+          <w:iCs/>
+        </w:rPr>
+        <w:t xml:space="preserve">Turn this in with your worksheet. In class you zoomed a fixed window on</w:t>
+      </w:r>
+      <w:r>
+        <w:rPr>
+          <w:i/>
+          <w:iCs/>
+        </w:rPr>
+        <w:t xml:space="preserve"> </w:t>
+      </w:r>
+      <w:r>
+        <w:rPr>
+          <w:rStyle w:val="VerbatimChar"/>
+          <w:i/>
+          <w:iCs/>
+        </w:rPr>
+        <w:t xml:space="preserve">weight_g</w:t>
+      </w:r>
+      <w:r>
+        <w:rPr>
+          <w:i/>
+          <w:iCs/>
+        </w:rPr>
+        <w:t xml:space="preserve"> </w:t>
+      </w:r>
+      <w:r>
+        <w:rPr>
+          <w:i/>
+          <w:iCs/>
+        </w:rPr>
+        <w:t xml:space="preserve">vs</w:t>
+      </w:r>
+      <w:r>
+        <w:rPr>
+          <w:i/>
+          <w:iCs/>
+        </w:rPr>
+        <w:t xml:space="preserve"> </w:t>
+      </w:r>
+      <w:r>
+        <w:rPr>
+          <w:rStyle w:val="VerbatimChar"/>
+          <w:i/>
+          <w:iCs/>
+        </w:rPr>
+        <w:t xml:space="preserve">height_cm</w:t>
+      </w:r>
+      <w:r>
+        <w:rPr>
+          <w:i/>
+          <w:iCs/>
+        </w:rPr>
+        <w:t xml:space="preserve">. Now the variable pair</w:t>
+      </w:r>
+      <w:r>
+        <w:rPr>
+          <w:i/>
+          <w:iCs/>
+        </w:rPr>
+        <w:t xml:space="preserve"> </w:t>
+      </w:r>
+      <w:r>
+        <w:rPr>
+          <w:b/>
+          <w:bCs/>
+          <w:i/>
+          <w:iCs/>
+        </w:rPr>
+        <w:t xml:space="preserve">and</w:t>
+      </w:r>
+      <w:r>
+        <w:rPr>
+          <w:i/>
+          <w:iCs/>
+        </w:rPr>
+        <w:t xml:space="preserve"> </w:t>
+      </w:r>
+      <w:r>
+        <w:rPr>
+          <w:i/>
+          <w:iCs/>
+        </w:rPr>
+        <w:t xml:space="preserve">the window are yours.</w:t>
+      </w:r>
+    </w:p>
+    <w:tbl>
+      <w:tblPr>
+        <w:tblStyle w:val="Table"/>
+        <w:tblLook w:firstRow="0" w:lastRow="0" w:firstColumn="0" w:lastColumn="0" w:noHBand="0" w:noVBand="0" w:val="0000"/>
+        <w:tblBorders>
+          <w:top w:val="single" w:sz="4" w:space="0" w:color="CC1914"/>
+          <w:left w:val="single" w:sz="24" w:space="0" w:color="CC1914"/>
+          <w:bottom w:val="single" w:sz="4" w:space="0" w:color="CC1914"/>
+          <w:right w:val="single" w:sz="4" w:space="0" w:color="CC1914"/>
+        </w:tblBorders>
+        <w:tblCellMar>
+          <w:left w:w="144" w:type="dxa"/>
+          <w:right w:w="144" w:type="dxa"/>
+        </w:tblCellMar>
+        <w:tblLook w:firstRow="0" w:lastRow="0" w:firstColumn="0" w:lastColumn="0" w:noHBand="0" w:noVBand="0" w:val="0000"/>
+      </w:tblPr>
+      <w:tr>
+        <w:trPr>
+          <w:cantSplit/>
+        </w:trPr>
+        <w:tc>
+          <w:tcPr>
+            <w:shd w:color="auto" w:fill="f7dddc" w:val="clear"/>
+            <w:tcMar>
+              <w:top w:w="92" w:type="dxa"/>
+              <w:bottom w:w="92" w:type="dxa"/>
+            </w:tcMar>
+          </w:tcPr>
+          <w:p>
+            <w:pPr>
+              <w:pStyle w:val="BodyText"/>
+            </w:pPr>
+            <w:pPr>
+              <w:spacing w:before="0" w:after="0"/>
+              <w:textAlignment w:val="center"/>
+            </w:pPr>
+            <w:r>
+              <w:drawing>
+                <wp:inline>
+                  <wp:extent cx="152400" cy="152400"/>
+                  <wp:effectExtent b="0" l="0" r="0" t="0"/>
+                  <wp:docPr descr="" title="" id="22" name="Picture"/>
+                  <a:graphic>
+                    <a:graphicData uri="http://schemas.openxmlformats.org/drawingml/2006/picture">
+                      <pic:pic>
+                        <pic:nvPicPr>
+                          <pic:cNvPr descr="/Applications/Positron.app/Contents/Resources/app/quarto/share/formats/docx/important.png" id="23" name="Picture"/>
+                          <pic:cNvPicPr>
+                            <a:picLocks noChangeArrowheads="1" noChangeAspect="1"/>
+                          </pic:cNvPicPr>
+                        </pic:nvPicPr>
+                        <pic:blipFill>
+                          <a:blip r:embed="rId21"/>
+                          <a:stretch>
+                            <a:fillRect/>
+                          </a:stretch>
+                        </pic:blipFill>
+                        <pic:spPr bwMode="auto">
+                          <a:xfrm>
+                            <a:off x="0" y="0"/>
+                            <a:ext cx="152400" cy="152400"/>
+                          </a:xfrm>
+                          <a:prstGeom prst="rect">
+                            <a:avLst/>
+                          </a:prstGeom>
+                          <a:noFill/>
+                          <a:ln w="9525">
+                            <a:noFill/>
+                            <a:headEnd/>
+                            <a:tailEnd/>
+                          </a:ln>
+                        </pic:spPr>
+                      </pic:pic>
+                    </a:graphicData>
+                  </a:graphic>
+                </wp:inline>
+              </w:drawing>
+            </w:r>
+            <w:r>
+              <w:t xml:space="preserve"> </w:t>
+            </w:r>
+            <w:r>
+              <w:t xml:space="preserve"> </w:t>
+            </w:r>
+            <w:r>
+              <w:t xml:space="preserve">Important</w:t>
+            </w:r>
+          </w:p>
+        </w:tc>
+      </w:tr>
+      <w:tr>
+        <w:trPr>
+          <w:cantSplit/>
+        </w:trPr>
+        <w:tc>
+          <w:tcPr>
+            <w:tcMar>
+              <w:top w:w="108" w:type="dxa"/>
+              <w:bottom w:w="108" w:type="dxa"/>
+            </w:tcMar>
+          </w:tcPr>
+          <w:p>
+            <w:pPr>
+              <w:pStyle w:val="BodyText"/>
+            </w:pPr>
+            <w:pPr>
+              <w:spacing w:before="16" w:after="16"/>
+            </w:pPr>
+            <w:r>
+              <w:rPr>
+                <w:b/>
+                <w:bCs/>
+              </w:rPr>
+              <w:t xml:space="preserve">E2 and E3 must be handwritten</w:t>
+            </w:r>
+            <w:r>
+              <w:t xml:space="preserve"> </w:t>
+            </w:r>
+            <w:r>
+              <w:t xml:space="preserve">on paper, photographed, and embedded</w:t>
+            </w:r>
+            <w:r>
+              <w:t xml:space="preserve"> </w:t>
+            </w:r>
+            <w:r>
+              <w:t xml:space="preserve">(</w:t>
+            </w:r>
+            <w:r>
+              <w:rPr>
+                <w:rStyle w:val="VerbatimChar"/>
+              </w:rPr>
+              <w:t xml:space="preserve">![caption](my_photo.jpg)</w:t>
+            </w:r>
+            <w:r>
+              <w:t xml:space="preserve">). Typed answers to E2/E3 get</w:t>
+            </w:r>
+            <w:r>
+              <w:t xml:space="preserve"> </w:t>
+            </w:r>
+            <w:r>
+              <w:rPr>
+                <w:b/>
+                <w:bCs/>
+              </w:rPr>
+              <w:t xml:space="preserve">at most half credit,</w:t>
+            </w:r>
+            <w:r>
+              <w:rPr>
+                <w:b/>
+                <w:bCs/>
+              </w:rPr>
+              <w:t xml:space="preserve"> </w:t>
+            </w:r>
+            <w:r>
+              <w:rPr>
+                <w:b/>
+                <w:bCs/>
+              </w:rPr>
+              <w:t xml:space="preserve">even if correct</w:t>
+            </w:r>
+            <w:r>
+              <w:t xml:space="preserve"> </w:t>
+            </w:r>
+            <w:r>
+              <w:t xml:space="preserve">— I want your own prediction and reasoning about</w:t>
+            </w:r>
+            <w:r>
+              <w:t xml:space="preserve"> </w:t>
+            </w:r>
+            <w:r>
+              <w:rPr>
+                <w:i/>
+                <w:iCs/>
+              </w:rPr>
+              <w:t xml:space="preserve">your own</w:t>
+            </w:r>
+            <w:r>
+              <w:t xml:space="preserve"> </w:t>
+            </w:r>
+            <w:r>
+              <w:t xml:space="preserve">numbers.</w:t>
+            </w:r>
+          </w:p>
+          <w:p/>
+        </w:tc>
+      </w:tr>
+    </w:tbl>
+    <w:bookmarkStart w:id="24" w:name="e1-your-own-zoom-window-4-pts"/>
+    <w:p>
+      <w:pPr>
+        <w:pStyle w:val="Heading2"/>
+      </w:pPr>
+      <w:r>
+        <w:t xml:space="preserve">E1 · Your own zoom window (4 pts)</w:t>
       </w:r>
     </w:p>
     <w:p>
@@ -4108,17 +4397,96 @@
         </w:numPr>
       </w:pPr>
       <w:r>
+        <w:t xml:space="preserve">Pick</w:t>
+      </w:r>
+      <w:r>
+        <w:t xml:space="preserve"> </w:t>
+      </w:r>
+      <w:r>
         <w:rPr>
           <w:b/>
           <w:bCs/>
         </w:rPr>
-        <w:t xml:space="preserve">Read the error message out loud.</w:t>
-      </w:r>
-      <w:r>
-        <w:t xml:space="preserve"> </w:t>
-      </w:r>
-      <w:r>
-        <w:t xml:space="preserve">R usually names the line and the problem.</w:t>
+        <w:t xml:space="preserve">your own pair of numeric variables</w:t>
+      </w:r>
+      <w:r>
+        <w:t xml:space="preserve"> </w:t>
+      </w:r>
+      <w:r>
+        <w:t xml:space="preserve">from</w:t>
+      </w:r>
+      <w:r>
+        <w:t xml:space="preserve"> </w:t>
+      </w:r>
+      <w:r>
+        <w:rPr>
+          <w:rStyle w:val="VerbatimChar"/>
+        </w:rPr>
+        <w:t xml:space="preserve">tree_df</w:t>
+      </w:r>
+      <w:r>
+        <w:t xml:space="preserve"> </w:t>
+      </w:r>
+      <w:r>
+        <w:t xml:space="preserve">that class did</w:t>
+      </w:r>
+      <w:r>
+        <w:t xml:space="preserve"> </w:t>
+      </w:r>
+      <w:r>
+        <w:rPr>
+          <w:i/>
+          <w:iCs/>
+        </w:rPr>
+        <w:t xml:space="preserve">not</w:t>
+      </w:r>
+      <w:r>
+        <w:t xml:space="preserve"> </w:t>
+      </w:r>
+      <w:r>
+        <w:t xml:space="preserve">use together (not</w:t>
+      </w:r>
+      <w:r>
+        <w:t xml:space="preserve"> </w:t>
+      </w:r>
+      <w:r>
+        <w:rPr>
+          <w:rStyle w:val="VerbatimChar"/>
+        </w:rPr>
+        <w:t xml:space="preserve">weight_g</w:t>
+      </w:r>
+      <w:r>
+        <w:t xml:space="preserve"> </w:t>
+      </w:r>
+      <w:r>
+        <w:t xml:space="preserve">vs</w:t>
+      </w:r>
+      <w:r>
+        <w:t xml:space="preserve"> </w:t>
+      </w:r>
+      <w:r>
+        <w:rPr>
+          <w:rStyle w:val="VerbatimChar"/>
+        </w:rPr>
+        <w:t xml:space="preserve">height_cm</w:t>
+      </w:r>
+      <w:r>
+        <w:t xml:space="preserve">).</w:t>
+      </w:r>
+      <w:r>
+        <w:t xml:space="preserve"> </w:t>
+      </w:r>
+      <w:r>
+        <w:rPr>
+          <w:rStyle w:val="VerbatimChar"/>
+        </w:rPr>
+        <w:t xml:space="preserve">width_cm</w:t>
+      </w:r>
+      <w:r>
+        <w:t xml:space="preserve"> </w:t>
+      </w:r>
+      <w:r>
+        <w:t xml:space="preserve">is available.</w:t>
       </w:r>
     </w:p>
     <w:p>
@@ -4130,56 +4498,47 @@
         </w:numPr>
       </w:pPr>
       <w:r>
+        <w:t xml:space="preserve">Look at the range of your x-variable (</w:t>
+      </w:r>
+      <w:r>
+        <w:rPr>
+          <w:rStyle w:val="VerbatimChar"/>
+        </w:rPr>
+        <w:t xml:space="preserve">range()</w:t>
+      </w:r>
+      <w:r>
+        <w:t xml:space="preserve"> </w:t>
+      </w:r>
+      <w:r>
+        <w:t xml:space="preserve">/</w:t>
+      </w:r>
+      <w:r>
+        <w:t xml:space="preserve"> </w:t>
+      </w:r>
+      <w:r>
+        <w:rPr>
+          <w:rStyle w:val="VerbatimChar"/>
+        </w:rPr>
+        <w:t xml:space="preserve">summary()</w:t>
+      </w:r>
+      <w:r>
+        <w:t xml:space="preserve">), then pick a</w:t>
+      </w:r>
+      <w:r>
+        <w:t xml:space="preserve"> </w:t>
+      </w:r>
+      <w:r>
         <w:rPr>
           <w:b/>
           <w:bCs/>
         </w:rPr>
-        <w:t xml:space="preserve">Line looks wrong after zooming?</w:t>
-      </w:r>
-      <w:r>
-        <w:t xml:space="preserve"> </w:t>
-      </w:r>
-      <w:r>
-        <w:t xml:space="preserve">Check whether you used</w:t>
-      </w:r>
-      <w:r>
-        <w:t xml:space="preserve"> </w:t>
-      </w:r>
-      <w:r>
-        <w:rPr>
-          <w:rStyle w:val="VerbatimChar"/>
-        </w:rPr>
-        <w:t xml:space="preserve">xlim()</w:t>
-      </w:r>
-      <w:r>
-        <w:t xml:space="preserve">/</w:t>
-      </w:r>
-      <w:r>
-        <w:rPr>
-          <w:rStyle w:val="VerbatimChar"/>
-        </w:rPr>
-        <w:t xml:space="preserve">ylim()</w:t>
-      </w:r>
-      <w:r>
-        <w:t xml:space="preserve"> </w:t>
-      </w:r>
-      <w:r>
-        <w:t xml:space="preserve">(deletes data) instead of</w:t>
-      </w:r>
-      <w:r>
-        <w:t xml:space="preserve"> </w:t>
-      </w:r>
-      <w:r>
-        <w:rPr>
-          <w:rStyle w:val="VerbatimChar"/>
-        </w:rPr>
-        <w:t xml:space="preserve">coord_cartesian()</w:t>
-      </w:r>
-      <w:r>
-        <w:t xml:space="preserve"> </w:t>
-      </w:r>
-      <w:r>
-        <w:t xml:space="preserve">(keeps it).</w:t>
+        <w:t xml:space="preserve">zoom window that cuts the data roughly in half</w:t>
+      </w:r>
+      <w:r>
+        <w:t xml:space="preserve"> </w:t>
+      </w:r>
+      <w:r>
+        <w:t xml:space="preserve">— a real cut, not a guess.</w:t>
       </w:r>
     </w:p>
     <w:p>
@@ -4191,56 +4550,55 @@
         </w:numPr>
       </w:pPr>
       <w:r>
-        <w:rPr>
-          <w:b/>
-          <w:bCs/>
-        </w:rPr>
-        <w:t xml:space="preserve">Legend didn’t merge?</w:t>
-      </w:r>
-      <w:r>
-        <w:t xml:space="preserve"> </w:t>
-      </w:r>
-      <w:r>
-        <w:rPr>
-          <w:rStyle w:val="VerbatimChar"/>
-        </w:rPr>
-        <w:t xml:space="preserve">color</w:t>
-      </w:r>
-      <w:r>
-        <w:t xml:space="preserve"> </w:t>
-      </w:r>
-      <w:r>
-        <w:t xml:space="preserve">and</w:t>
-      </w:r>
-      <w:r>
-        <w:t xml:space="preserve"> </w:t>
-      </w:r>
-      <w:r>
-        <w:rPr>
-          <w:rStyle w:val="VerbatimChar"/>
-        </w:rPr>
-        <w:t xml:space="preserve">shape</w:t>
-      </w:r>
-      <w:r>
-        <w:t xml:space="preserve"> </w:t>
-      </w:r>
-      <w:r>
-        <w:t xml:space="preserve">(or the matching</w:t>
-      </w:r>
-      <w:r>
-        <w:t xml:space="preserve"> </w:t>
-      </w:r>
-      <w:r>
-        <w:rPr>
-          <w:rStyle w:val="VerbatimChar"/>
-        </w:rPr>
-        <w:t xml:space="preserve">labs()</w:t>
-      </w:r>
-      <w:r>
-        <w:t xml:space="preserve"> </w:t>
-      </w:r>
-      <w:r>
-        <w:t xml:space="preserve">titles) must reference the exact same variable name.</w:t>
+        <w:t xml:space="preserve">Build the</w:t>
+      </w:r>
+      <w:r>
+        <w:t xml:space="preserve"> </w:t>
+      </w:r>
+      <w:r>
+        <w:rPr>
+          <w:rStyle w:val="VerbatimChar"/>
+        </w:rPr>
+        <w:t xml:space="preserve">coord_cartesian()</w:t>
+      </w:r>
+      <w:r>
+        <w:t xml:space="preserve"> </w:t>
+      </w:r>
+      <w:r>
+        <w:t xml:space="preserve">version and the</w:t>
+      </w:r>
+      <w:r>
+        <w:t xml:space="preserve"> </w:t>
+      </w:r>
+      <w:r>
+        <w:rPr>
+          <w:rStyle w:val="VerbatimChar"/>
+        </w:rPr>
+        <w:t xml:space="preserve">xlim()</w:t>
+      </w:r>
+      <w:r>
+        <w:t xml:space="preserve"> </w:t>
+      </w:r>
+      <w:r>
+        <w:t xml:space="preserve">version of a scatter</w:t>
+      </w:r>
+      <w:r>
+        <w:t xml:space="preserve"> </w:t>
+      </w:r>
+      <w:r>
+        <w:t xml:space="preserve">with</w:t>
+      </w:r>
+      <w:r>
+        <w:t xml:space="preserve"> </w:t>
+      </w:r>
+      <w:r>
+        <w:rPr>
+          <w:rStyle w:val="VerbatimChar"/>
+        </w:rPr>
+        <w:t xml:space="preserve">geom_smooth(method = "lm")</w:t>
+      </w:r>
+      <w:r>
+        <w:t xml:space="preserve">, exactly like the in-class Part 3.</w:t>
       </w:r>
     </w:p>
     <w:p>
@@ -4252,10 +4610,508 @@
         </w:numPr>
       </w:pPr>
       <w:r>
+        <w:t xml:space="preserve">Run</w:t>
+      </w:r>
+      <w:r>
+        <w:t xml:space="preserve"> </w:t>
+      </w:r>
+      <w:r>
+        <w:rPr>
+          <w:rStyle w:val="VerbatimChar"/>
+        </w:rPr>
+        <w:t xml:space="preserve">nrow(tree_df)</w:t>
+      </w:r>
+      <w:r>
+        <w:t xml:space="preserve">, then</w:t>
+      </w:r>
+      <w:r>
+        <w:t xml:space="preserve"> </w:t>
+      </w:r>
+      <w:r>
+        <w:rPr>
+          <w:rStyle w:val="VerbatimChar"/>
+        </w:rPr>
+        <w:t xml:space="preserve">filter()</w:t>
+      </w:r>
+      <w:r>
+        <w:t xml:space="preserve"> </w:t>
+      </w:r>
+      <w:r>
+        <w:rPr>
+          <w:rStyle w:val="VerbatimChar"/>
+        </w:rPr>
+        <w:t xml:space="preserve">tree_df</w:t>
+      </w:r>
+      <w:r>
+        <w:t xml:space="preserve"> </w:t>
+      </w:r>
+      <w:r>
+        <w:t xml:space="preserve">to your window and check</w:t>
+      </w:r>
+      <w:r>
+        <w:t xml:space="preserve"> </w:t>
+      </w:r>
+      <w:r>
+        <w:rPr>
+          <w:rStyle w:val="VerbatimChar"/>
+        </w:rPr>
+        <w:t xml:space="preserve">nrow()</w:t>
+      </w:r>
+      <w:r>
+        <w:t xml:space="preserve"> </w:t>
+      </w:r>
+      <w:r>
+        <w:t xml:space="preserve">again — that’s the row count</w:t>
+      </w:r>
+      <w:r>
+        <w:t xml:space="preserve"> </w:t>
+      </w:r>
+      <w:r>
+        <w:rPr>
+          <w:rStyle w:val="VerbatimChar"/>
+        </w:rPr>
+        <w:t xml:space="preserve">xlim()</w:t>
+      </w:r>
+      <w:r>
+        <w:t xml:space="preserve"> </w:t>
+      </w:r>
+      <w:r>
+        <w:t xml:space="preserve">is silently using.</w:t>
+      </w:r>
+    </w:p>
+    <w:p>
+      <w:pPr>
+        <w:pStyle w:val="FirstParagraph"/>
+      </w:pPr>
+      <w:r>
+        <w:t xml:space="preserve">Record your exact window and both row counts (they’ll differ for everyone).</w:t>
+      </w:r>
+    </w:p>
+    <w:bookmarkEnd w:id="24"/>
+    <w:bookmarkStart w:id="25" w:name="e2-predict-then-check-by-hand-3-pts"/>
+    <w:p>
+      <w:pPr>
+        <w:pStyle w:val="Heading2"/>
+      </w:pPr>
+      <w:r>
+        <w:t xml:space="preserve">E2 · Predict, then check — ✍️ by hand (3 pts)</w:t>
+      </w:r>
+    </w:p>
+    <w:p>
+      <w:pPr>
+        <w:pStyle w:val="FirstParagraph"/>
+      </w:pPr>
+      <w:r>
         <w:rPr>
           <w:b/>
           <w:bCs/>
         </w:rPr>
+        <w:t xml:space="preserve">Before running E1:</w:t>
+      </w:r>
+      <w:r>
+        <w:t xml:space="preserve"> </w:t>
+      </w:r>
+      <w:r>
+        <w:t xml:space="preserve">write your variable pair and window, and predict — will</w:t>
+      </w:r>
+      <w:r>
+        <w:t xml:space="preserve"> </w:t>
+      </w:r>
+      <w:r>
+        <w:t xml:space="preserve">the</w:t>
+      </w:r>
+      <w:r>
+        <w:t xml:space="preserve"> </w:t>
+      </w:r>
+      <w:r>
+        <w:rPr>
+          <w:rStyle w:val="VerbatimChar"/>
+        </w:rPr>
+        <w:t xml:space="preserve">xlim()</w:t>
+      </w:r>
+      <w:r>
+        <w:t xml:space="preserve"> </w:t>
+      </w:r>
+      <w:r>
+        <w:t xml:space="preserve">trend line be the same slope as the</w:t>
+      </w:r>
+      <w:r>
+        <w:t xml:space="preserve"> </w:t>
+      </w:r>
+      <w:r>
+        <w:rPr>
+          <w:rStyle w:val="VerbatimChar"/>
+        </w:rPr>
+        <w:t xml:space="preserve">coord_cartesian()</w:t>
+      </w:r>
+      <w:r>
+        <w:t xml:space="preserve"> </w:t>
+      </w:r>
+      <w:r>
+        <w:t xml:space="preserve">one,</w:t>
+      </w:r>
+      <w:r>
+        <w:t xml:space="preserve"> </w:t>
+      </w:r>
+      <w:r>
+        <w:t xml:space="preserve">steeper, or shallower? Also predict, as a number, how many rows land in your</w:t>
+      </w:r>
+      <w:r>
+        <w:t xml:space="preserve"> </w:t>
+      </w:r>
+      <w:r>
+        <w:t xml:space="preserve">window. Run the code, then write how close your row-count guess was and whether</w:t>
+      </w:r>
+      <w:r>
+        <w:t xml:space="preserve"> </w:t>
+      </w:r>
+      <w:r>
+        <w:t xml:space="preserve">the trend lines differed as predicted.</w:t>
+      </w:r>
+    </w:p>
+    <w:bookmarkEnd w:id="25"/>
+    <w:bookmarkStart w:id="26" w:name="Xce3680adb82867d9b4fcccbb50b8b8574855fd4"/>
+    <w:p>
+      <w:pPr>
+        <w:pStyle w:val="Heading2"/>
+      </w:pPr>
+      <w:r>
+        <w:t xml:space="preserve">E3 · Explain it — ✍️ by hand, using YOUR numbers (3 pts)</w:t>
+      </w:r>
+    </w:p>
+    <w:p>
+      <w:pPr>
+        <w:pStyle w:val="Compact"/>
+        <w:numPr>
+          <w:ilvl w:val="0"/>
+          <w:numId w:val="1010"/>
+        </w:numPr>
+      </w:pPr>
+      <w:r>
+        <w:t xml:space="preserve">Using your before/after row counts, explain why</w:t>
+      </w:r>
+      <w:r>
+        <w:t xml:space="preserve"> </w:t>
+      </w:r>
+      <w:r>
+        <w:rPr>
+          <w:rStyle w:val="VerbatimChar"/>
+        </w:rPr>
+        <w:t xml:space="preserve">xlim()</w:t>
+      </w:r>
+      <w:r>
+        <w:t xml:space="preserve"> </w:t>
+      </w:r>
+      <w:r>
+        <w:t xml:space="preserve">gave a different</w:t>
+      </w:r>
+      <w:r>
+        <w:t xml:space="preserve"> </w:t>
+      </w:r>
+      <w:r>
+        <w:t xml:space="preserve">line than</w:t>
+      </w:r>
+      <w:r>
+        <w:t xml:space="preserve"> </w:t>
+      </w:r>
+      <w:r>
+        <w:rPr>
+          <w:rStyle w:val="VerbatimChar"/>
+        </w:rPr>
+        <w:t xml:space="preserve">coord_cartesian()</w:t>
+      </w:r>
+      <w:r>
+        <w:t xml:space="preserve"> </w:t>
+      </w:r>
+      <w:r>
+        <w:t xml:space="preserve">for</w:t>
+      </w:r>
+      <w:r>
+        <w:t xml:space="preserve"> </w:t>
+      </w:r>
+      <w:r>
+        <w:rPr>
+          <w:i/>
+          <w:iCs/>
+        </w:rPr>
+        <w:t xml:space="preserve">your</w:t>
+      </w:r>
+      <w:r>
+        <w:t xml:space="preserve"> </w:t>
+      </w:r>
+      <w:r>
+        <w:t xml:space="preserve">window. If the counts came out</w:t>
+      </w:r>
+      <w:r>
+        <w:t xml:space="preserve"> </w:t>
+      </w:r>
+      <w:r>
+        <w:t xml:space="preserve">equal, explain how that can happen.</w:t>
+      </w:r>
+    </w:p>
+    <w:p>
+      <w:pPr>
+        <w:pStyle w:val="Compact"/>
+        <w:numPr>
+          <w:ilvl w:val="0"/>
+          <w:numId w:val="1010"/>
+        </w:numPr>
+      </w:pPr>
+      <w:r>
+        <w:t xml:space="preserve">In your own words, why is it dangerous that</w:t>
+      </w:r>
+      <w:r>
+        <w:t xml:space="preserve"> </w:t>
+      </w:r>
+      <w:r>
+        <w:rPr>
+          <w:rStyle w:val="VerbatimChar"/>
+        </w:rPr>
+        <w:t xml:space="preserve">xlim()</w:t>
+      </w:r>
+      <w:r>
+        <w:t xml:space="preserve">/</w:t>
+      </w:r>
+      <w:r>
+        <w:rPr>
+          <w:rStyle w:val="VerbatimChar"/>
+        </w:rPr>
+        <w:t xml:space="preserve">ylim()</w:t>
+      </w:r>
+      <w:r>
+        <w:t xml:space="preserve"> </w:t>
+      </w:r>
+      <w:r>
+        <w:t xml:space="preserve">delete rows</w:t>
+      </w:r>
+      <w:r>
+        <w:t xml:space="preserve"> </w:t>
+      </w:r>
+      <w:r>
+        <w:rPr>
+          <w:i/>
+          <w:iCs/>
+        </w:rPr>
+        <w:t xml:space="preserve">silently</w:t>
+      </w:r>
+      <w:r>
+        <w:t xml:space="preserve">? Give a realistic case where that silent deletion leads to a</w:t>
+      </w:r>
+      <w:r>
+        <w:t xml:space="preserve"> </w:t>
+      </w:r>
+      <w:r>
+        <w:t xml:space="preserve">wrong conclusion.</w:t>
+      </w:r>
+    </w:p>
+    <w:p>
+      <w:pPr>
+        <w:pStyle w:val="Compact"/>
+        <w:numPr>
+          <w:ilvl w:val="0"/>
+          <w:numId w:val="1010"/>
+        </w:numPr>
+      </w:pPr>
+      <w:r>
+        <w:t xml:space="preserve">Name the theme you chose in the in-class Part 4 and say, in a sentence or</w:t>
+      </w:r>
+      <w:r>
+        <w:t xml:space="preserve"> </w:t>
+      </w:r>
+      <w:r>
+        <w:t xml:space="preserve">two, why you’d pick it over</w:t>
+      </w:r>
+      <w:r>
+        <w:t xml:space="preserve"> </w:t>
+      </w:r>
+      <w:r>
+        <w:rPr>
+          <w:rStyle w:val="VerbatimChar"/>
+        </w:rPr>
+        <w:t xml:space="preserve">theme_grey()</w:t>
+      </w:r>
+      <w:r>
+        <w:t xml:space="preserve"> </w:t>
+      </w:r>
+      <w:r>
+        <w:t xml:space="preserve">for a figure in a report.</w:t>
+      </w:r>
+    </w:p>
+    <w:p>
+      <w:r>
+        <w:pict>
+          <v:rect style="width:0;height:1.5pt" o:hralign="center" o:hrstd="t" o:hr="t"/>
+        </w:pict>
+      </w:r>
+    </w:p>
+    <w:bookmarkEnd w:id="26"/>
+    <w:bookmarkEnd w:id="27"/>
+    <w:bookmarkStart w:id="29" w:name="getting-unstuck"/>
+    <w:p>
+      <w:pPr>
+        <w:pStyle w:val="Heading1"/>
+      </w:pPr>
+      <w:r>
+        <w:t xml:space="preserve">Getting unstuck</w:t>
+      </w:r>
+    </w:p>
+    <w:p>
+      <w:pPr>
+        <w:pStyle w:val="Compact"/>
+        <w:numPr>
+          <w:ilvl w:val="0"/>
+          <w:numId w:val="1011"/>
+        </w:numPr>
+      </w:pPr>
+      <w:r>
+        <w:rPr>
+          <w:b/>
+          <w:bCs/>
+        </w:rPr>
+        <w:t xml:space="preserve">Read the error message out loud.</w:t>
+      </w:r>
+      <w:r>
+        <w:t xml:space="preserve"> </w:t>
+      </w:r>
+      <w:r>
+        <w:t xml:space="preserve">R usually names the line and the problem.</w:t>
+      </w:r>
+    </w:p>
+    <w:p>
+      <w:pPr>
+        <w:pStyle w:val="Compact"/>
+        <w:numPr>
+          <w:ilvl w:val="0"/>
+          <w:numId w:val="1011"/>
+        </w:numPr>
+      </w:pPr>
+      <w:r>
+        <w:rPr>
+          <w:b/>
+          <w:bCs/>
+        </w:rPr>
+        <w:t xml:space="preserve">Line looks wrong after zooming?</w:t>
+      </w:r>
+      <w:r>
+        <w:t xml:space="preserve"> </w:t>
+      </w:r>
+      <w:r>
+        <w:t xml:space="preserve">Check whether you used</w:t>
+      </w:r>
+      <w:r>
+        <w:t xml:space="preserve"> </w:t>
+      </w:r>
+      <w:r>
+        <w:rPr>
+          <w:rStyle w:val="VerbatimChar"/>
+        </w:rPr>
+        <w:t xml:space="preserve">xlim()</w:t>
+      </w:r>
+      <w:r>
+        <w:t xml:space="preserve">/</w:t>
+      </w:r>
+      <w:r>
+        <w:rPr>
+          <w:rStyle w:val="VerbatimChar"/>
+        </w:rPr>
+        <w:t xml:space="preserve">ylim()</w:t>
+      </w:r>
+      <w:r>
+        <w:t xml:space="preserve"> </w:t>
+      </w:r>
+      <w:r>
+        <w:t xml:space="preserve">(deletes data) instead of</w:t>
+      </w:r>
+      <w:r>
+        <w:t xml:space="preserve"> </w:t>
+      </w:r>
+      <w:r>
+        <w:rPr>
+          <w:rStyle w:val="VerbatimChar"/>
+        </w:rPr>
+        <w:t xml:space="preserve">coord_cartesian()</w:t>
+      </w:r>
+      <w:r>
+        <w:t xml:space="preserve"> </w:t>
+      </w:r>
+      <w:r>
+        <w:t xml:space="preserve">(keeps it).</w:t>
+      </w:r>
+    </w:p>
+    <w:p>
+      <w:pPr>
+        <w:pStyle w:val="Compact"/>
+        <w:numPr>
+          <w:ilvl w:val="0"/>
+          <w:numId w:val="1011"/>
+        </w:numPr>
+      </w:pPr>
+      <w:r>
+        <w:rPr>
+          <w:b/>
+          <w:bCs/>
+        </w:rPr>
+        <w:t xml:space="preserve">Legend didn’t merge?</w:t>
+      </w:r>
+      <w:r>
+        <w:t xml:space="preserve"> </w:t>
+      </w:r>
+      <w:r>
+        <w:rPr>
+          <w:rStyle w:val="VerbatimChar"/>
+        </w:rPr>
+        <w:t xml:space="preserve">color</w:t>
+      </w:r>
+      <w:r>
+        <w:t xml:space="preserve"> </w:t>
+      </w:r>
+      <w:r>
+        <w:t xml:space="preserve">and</w:t>
+      </w:r>
+      <w:r>
+        <w:t xml:space="preserve"> </w:t>
+      </w:r>
+      <w:r>
+        <w:rPr>
+          <w:rStyle w:val="VerbatimChar"/>
+        </w:rPr>
+        <w:t xml:space="preserve">shape</w:t>
+      </w:r>
+      <w:r>
+        <w:t xml:space="preserve"> </w:t>
+      </w:r>
+      <w:r>
+        <w:t xml:space="preserve">(or the matching</w:t>
+      </w:r>
+      <w:r>
+        <w:t xml:space="preserve"> </w:t>
+      </w:r>
+      <w:r>
+        <w:rPr>
+          <w:rStyle w:val="VerbatimChar"/>
+        </w:rPr>
+        <w:t xml:space="preserve">labs()</w:t>
+      </w:r>
+      <w:r>
+        <w:t xml:space="preserve"> </w:t>
+      </w:r>
+      <w:r>
+        <w:t xml:space="preserve">titles) must reference the exact same variable name.</w:t>
+      </w:r>
+    </w:p>
+    <w:p>
+      <w:pPr>
+        <w:pStyle w:val="Compact"/>
+        <w:numPr>
+          <w:ilvl w:val="0"/>
+          <w:numId w:val="1011"/>
+        </w:numPr>
+      </w:pPr>
+      <w:r>
+        <w:rPr>
+          <w:b/>
+          <w:bCs/>
+        </w:rPr>
         <w:t xml:space="preserve">Cheat sheets</w:t>
       </w:r>
       <w:r>
@@ -4267,7 +5123,7 @@
       <w:r>
         <w:t xml:space="preserve"> </w:t>
       </w:r>
-      <w:hyperlink r:id="rId21">
+      <w:hyperlink r:id="rId28">
         <w:r>
           <w:rPr>
             <w:rStyle w:val="Hyperlink"/>
@@ -4281,7 +5137,7 @@
         <w:pStyle w:val="Compact"/>
         <w:numPr>
           <w:ilvl w:val="0"/>
-          <w:numId w:val="1009"/>
+          <w:numId w:val="1011"/>
         </w:numPr>
       </w:pPr>
       <w:r>
@@ -4314,10 +5170,10 @@
           <w:i/>
           <w:iCs/>
         </w:rPr>
-        <w:t xml:space="preserve">End of Worksheet 04. Next: Worksheet 05 covers wrangling with filter, select, mutate, and arrange.</w:t>
-      </w:r>
-    </w:p>
-    <w:bookmarkEnd w:id="22"/>
+        <w:t xml:space="preserve">End of the GGplot II worksheet. Next: wrangling with filter, select, mutate, and arrange.</w:t>
+      </w:r>
+    </w:p>
+    <w:bookmarkEnd w:id="29"/>
     <w:sectPr>
       <w:pgSz w:h="15840" w:w="12240"/>
       <w:pgMar w:bottom="1440" w:footer="720" w:gutter="0" w:header="720" w:left="1440" w:right="1440" w:top="1440"/>
@@ -4748,6 +5604,66 @@
     <w:abstractNumId w:val="992"/>
   </w:num>
   <w:num w:numId="1009">
+    <w:abstractNumId w:val="99411"/>
+    <w:lvlOverride w:ilvl="0">
+      <w:startOverride w:val="1"/>
+    </w:lvlOverride>
+    <w:lvlOverride w:ilvl="1">
+      <w:startOverride w:val="1"/>
+    </w:lvlOverride>
+    <w:lvlOverride w:ilvl="2">
+      <w:startOverride w:val="1"/>
+    </w:lvlOverride>
+    <w:lvlOverride w:ilvl="3">
+      <w:startOverride w:val="1"/>
+    </w:lvlOverride>
+    <w:lvlOverride w:ilvl="4">
+      <w:startOverride w:val="1"/>
+    </w:lvlOverride>
+    <w:lvlOverride w:ilvl="5">
+      <w:startOverride w:val="1"/>
+    </w:lvlOverride>
+    <w:lvlOverride w:ilvl="6">
+      <w:startOverride w:val="1"/>
+    </w:lvlOverride>
+    <w:lvlOverride w:ilvl="7">
+      <w:startOverride w:val="1"/>
+    </w:lvlOverride>
+    <w:lvlOverride w:ilvl="8">
+      <w:startOverride w:val="1"/>
+    </w:lvlOverride>
+  </w:num>
+  <w:num w:numId="1010">
+    <w:abstractNumId w:val="99411"/>
+    <w:lvlOverride w:ilvl="0">
+      <w:startOverride w:val="1"/>
+    </w:lvlOverride>
+    <w:lvlOverride w:ilvl="1">
+      <w:startOverride w:val="1"/>
+    </w:lvlOverride>
+    <w:lvlOverride w:ilvl="2">
+      <w:startOverride w:val="1"/>
+    </w:lvlOverride>
+    <w:lvlOverride w:ilvl="3">
+      <w:startOverride w:val="1"/>
+    </w:lvlOverride>
+    <w:lvlOverride w:ilvl="4">
+      <w:startOverride w:val="1"/>
+    </w:lvlOverride>
+    <w:lvlOverride w:ilvl="5">
+      <w:startOverride w:val="1"/>
+    </w:lvlOverride>
+    <w:lvlOverride w:ilvl="6">
+      <w:startOverride w:val="1"/>
+    </w:lvlOverride>
+    <w:lvlOverride w:ilvl="7">
+      <w:startOverride w:val="1"/>
+    </w:lvlOverride>
+    <w:lvlOverride w:ilvl="8">
+      <w:startOverride w:val="1"/>
+    </w:lvlOverride>
+  </w:num>
+  <w:num w:numId="1011">
     <w:abstractNumId w:val="99411"/>
     <w:lvlOverride w:ilvl="0">
       <w:startOverride w:val="1"/>

--- a/docs/content/ggplot_2/ggplot_2_activity.docx
+++ b/docs/content/ggplot_2/ggplot_2_activity.docx
@@ -31,7 +31,7 @@
         <w:pStyle w:val="Date"/>
       </w:pPr>
       <w:r>
-        <w:t xml:space="preserve">2026-08-27</w:t>
+        <w:t xml:space="preserve">2026-09-01</w:t>
       </w:r>
     </w:p>
     <w:bookmarkStart w:id="12" w:name="more-geoms-coordinates-and-themes"/>

--- a/docs/content/ggplot_2/ggplot_2_activity.docx
+++ b/docs/content/ggplot_2/ggplot_2_activity.docx
@@ -31,7 +31,7 @@
         <w:pStyle w:val="Date"/>
       </w:pPr>
       <w:r>
-        <w:t xml:space="preserve">2026-09-01</w:t>
+        <w:t xml:space="preserve">2026-09-03</w:t>
       </w:r>
     </w:p>
     <w:bookmarkStart w:id="12" w:name="more-geoms-coordinates-and-themes"/>

--- a/docs/content/ggplot_2/ggplot_2_activity.docx
+++ b/docs/content/ggplot_2/ggplot_2_activity.docx
@@ -6446,8 +6446,8 @@
       <w:rFonts w:asciiTheme="majorHAnsi" w:cstheme="majorBidi" w:eastAsiaTheme="majorEastAsia" w:hAnsiTheme="majorHAnsi"/>
       <w:spacing w:val="-10"/>
       <w:kern w:val="28"/>
-      <w:sz w:val="56"/>
-      <w:szCs w:val="56"/>
+      <w:sz w:val="40"/>
+      <w:szCs w:val="40"/>
     </w:rPr>
   </w:style>
   <w:style w:customStyle="1" w:styleId="TitleChar" w:type="character">
@@ -6460,8 +6460,8 @@
       <w:rFonts w:asciiTheme="majorHAnsi" w:cstheme="majorBidi" w:eastAsiaTheme="majorEastAsia" w:hAnsiTheme="majorHAnsi"/>
       <w:spacing w:val="-10"/>
       <w:kern w:val="28"/>
-      <w:sz w:val="56"/>
-      <w:szCs w:val="56"/>
+      <w:sz w:val="40"/>
+      <w:szCs w:val="40"/>
     </w:rPr>
   </w:style>
   <w:style w:styleId="Subtitle" w:type="paragraph">

--- a/docs/content/ggplot_2/ggplot_2_activity.docx
+++ b/docs/content/ggplot_2/ggplot_2_activity.docx
@@ -31,7 +31,7 @@
         <w:pStyle w:val="Date"/>
       </w:pPr>
       <w:r>
-        <w:t xml:space="preserve">2026-09-03</w:t>
+        <w:t xml:space="preserve">2026-09-04</w:t>
       </w:r>
     </w:p>
     <w:bookmarkStart w:id="12" w:name="more-geoms-coordinates-and-themes"/>
